--- a/GUNISETTI_BHARATH_NAGA_SATYA_KUMAR_RESUME.docx
+++ b/GUNISETTI_BHARATH_NAGA_SATYA_KUMAR_RESUME.docx
@@ -785,734 +785,6 @@
     </w:p>
     <w:p>
       <w:pPr>
-        <w:tabs>
-          <w:tab w:val="left" w:pos="142"/>
-        </w:tabs>
-        <w:spacing w:afterLines="20" w:after="48" w:line="240" w:lineRule="auto"/>
-        <w:ind w:left="-426" w:right="-1322"/>
-        <w:jc w:val="both"/>
-        <w:rPr>
-          <w:rFonts w:ascii="Times New Roman" w:hAnsi="Times New Roman" w:cs="Times New Roman"/>
-        </w:rPr>
-      </w:pPr>
-    </w:p>
-    <w:p>
-      <w:pPr>
-        <w:tabs>
-          <w:tab w:val="left" w:pos="142"/>
-        </w:tabs>
-        <w:spacing w:afterLines="20" w:after="48" w:line="240" w:lineRule="auto"/>
-        <w:ind w:left="-426" w:right="-1322"/>
-        <w:jc w:val="both"/>
-        <w:rPr>
-          <w:rFonts w:ascii="Times New Roman" w:hAnsi="Times New Roman" w:cs="Times New Roman"/>
-        </w:rPr>
-      </w:pPr>
-    </w:p>
-    <w:p>
-      <w:pPr>
-        <w:tabs>
-          <w:tab w:val="left" w:pos="142"/>
-        </w:tabs>
-        <w:spacing w:afterLines="20" w:after="48" w:line="240" w:lineRule="auto"/>
-        <w:ind w:left="-426" w:right="-1322"/>
-        <w:jc w:val="both"/>
-        <w:rPr>
-          <w:rFonts w:ascii="Times New Roman" w:hAnsi="Times New Roman" w:cs="Times New Roman"/>
-        </w:rPr>
-      </w:pPr>
-    </w:p>
-    <w:p>
-      <w:pPr>
-        <w:tabs>
-          <w:tab w:val="left" w:pos="142"/>
-        </w:tabs>
-        <w:spacing w:afterLines="20" w:after="48" w:line="240" w:lineRule="auto"/>
-        <w:ind w:left="-426" w:right="-1322"/>
-        <w:jc w:val="both"/>
-        <w:rPr>
-          <w:rFonts w:ascii="Times New Roman" w:hAnsi="Times New Roman" w:cs="Times New Roman"/>
-        </w:rPr>
-      </w:pPr>
-    </w:p>
-    <w:p>
-      <w:pPr>
-        <w:tabs>
-          <w:tab w:val="left" w:pos="142"/>
-        </w:tabs>
-        <w:spacing w:afterLines="20" w:after="48" w:line="240" w:lineRule="auto"/>
-        <w:ind w:left="-426" w:right="-1322"/>
-        <w:jc w:val="both"/>
-        <w:rPr>
-          <w:rFonts w:ascii="Times New Roman" w:hAnsi="Times New Roman" w:cs="Times New Roman"/>
-        </w:rPr>
-      </w:pPr>
-    </w:p>
-    <w:p>
-      <w:pPr>
-        <w:tabs>
-          <w:tab w:val="left" w:pos="142"/>
-        </w:tabs>
-        <w:spacing w:afterLines="20" w:after="48" w:line="240" w:lineRule="auto"/>
-        <w:ind w:left="-426" w:right="-1322"/>
-        <w:jc w:val="both"/>
-        <w:rPr>
-          <w:rFonts w:ascii="Times New Roman" w:hAnsi="Times New Roman" w:cs="Times New Roman"/>
-        </w:rPr>
-      </w:pPr>
-    </w:p>
-    <w:p>
-      <w:pPr>
-        <w:tabs>
-          <w:tab w:val="left" w:pos="142"/>
-        </w:tabs>
-        <w:spacing w:afterLines="20" w:after="48" w:line="240" w:lineRule="auto"/>
-        <w:ind w:left="-426" w:right="-1322"/>
-        <w:jc w:val="both"/>
-        <w:rPr>
-          <w:rFonts w:ascii="Times New Roman" w:hAnsi="Times New Roman" w:cs="Times New Roman"/>
-        </w:rPr>
-      </w:pPr>
-    </w:p>
-    <w:p>
-      <w:pPr>
-        <w:tabs>
-          <w:tab w:val="left" w:pos="142"/>
-        </w:tabs>
-        <w:spacing w:afterLines="20" w:after="48" w:line="240" w:lineRule="auto"/>
-        <w:ind w:left="-426" w:right="-1322"/>
-        <w:jc w:val="both"/>
-        <w:rPr>
-          <w:rFonts w:ascii="Times New Roman" w:hAnsi="Times New Roman" w:cs="Times New Roman"/>
-        </w:rPr>
-      </w:pPr>
-    </w:p>
-    <w:p>
-      <w:pPr>
-        <w:tabs>
-          <w:tab w:val="left" w:pos="142"/>
-        </w:tabs>
-        <w:spacing w:afterLines="20" w:after="48" w:line="240" w:lineRule="auto"/>
-        <w:ind w:left="-426" w:right="-1322"/>
-        <w:jc w:val="both"/>
-        <w:rPr>
-          <w:rFonts w:ascii="Times New Roman" w:hAnsi="Times New Roman" w:cs="Times New Roman"/>
-        </w:rPr>
-      </w:pPr>
-    </w:p>
-    <w:p>
-      <w:pPr>
-        <w:tabs>
-          <w:tab w:val="left" w:pos="142"/>
-        </w:tabs>
-        <w:spacing w:afterLines="20" w:after="48" w:line="240" w:lineRule="auto"/>
-        <w:ind w:left="-426" w:right="-1322"/>
-        <w:jc w:val="both"/>
-        <w:rPr>
-          <w:rFonts w:ascii="Times New Roman" w:hAnsi="Times New Roman" w:cs="Times New Roman"/>
-        </w:rPr>
-      </w:pPr>
-    </w:p>
-    <w:p>
-      <w:pPr>
-        <w:tabs>
-          <w:tab w:val="left" w:pos="142"/>
-        </w:tabs>
-        <w:spacing w:afterLines="20" w:after="48" w:line="240" w:lineRule="auto"/>
-        <w:ind w:left="-426" w:right="-1322"/>
-        <w:jc w:val="both"/>
-        <w:rPr>
-          <w:rFonts w:ascii="Times New Roman" w:hAnsi="Times New Roman" w:cs="Times New Roman"/>
-        </w:rPr>
-      </w:pPr>
-    </w:p>
-    <w:p>
-      <w:pPr>
-        <w:tabs>
-          <w:tab w:val="left" w:pos="142"/>
-        </w:tabs>
-        <w:spacing w:afterLines="20" w:after="48" w:line="240" w:lineRule="auto"/>
-        <w:ind w:left="-426" w:right="-1322"/>
-        <w:jc w:val="both"/>
-        <w:rPr>
-          <w:rFonts w:ascii="Times New Roman" w:hAnsi="Times New Roman" w:cs="Times New Roman"/>
-        </w:rPr>
-      </w:pPr>
-    </w:p>
-    <w:p>
-      <w:pPr>
-        <w:tabs>
-          <w:tab w:val="left" w:pos="142"/>
-        </w:tabs>
-        <w:spacing w:afterLines="20" w:after="48" w:line="240" w:lineRule="auto"/>
-        <w:ind w:left="-426" w:right="-1322"/>
-        <w:jc w:val="both"/>
-        <w:rPr>
-          <w:rFonts w:ascii="Times New Roman" w:hAnsi="Times New Roman" w:cs="Times New Roman"/>
-        </w:rPr>
-      </w:pPr>
-    </w:p>
-    <w:p>
-      <w:pPr>
-        <w:tabs>
-          <w:tab w:val="left" w:pos="142"/>
-        </w:tabs>
-        <w:spacing w:afterLines="20" w:after="48" w:line="240" w:lineRule="auto"/>
-        <w:ind w:left="-426" w:right="-1322"/>
-        <w:jc w:val="both"/>
-        <w:rPr>
-          <w:rFonts w:ascii="Times New Roman" w:hAnsi="Times New Roman" w:cs="Times New Roman"/>
-        </w:rPr>
-      </w:pPr>
-    </w:p>
-    <w:p>
-      <w:pPr>
-        <w:tabs>
-          <w:tab w:val="left" w:pos="142"/>
-        </w:tabs>
-        <w:spacing w:afterLines="20" w:after="48" w:line="240" w:lineRule="auto"/>
-        <w:ind w:left="-426" w:right="-1322"/>
-        <w:jc w:val="both"/>
-        <w:rPr>
-          <w:rFonts w:ascii="Times New Roman" w:hAnsi="Times New Roman" w:cs="Times New Roman"/>
-        </w:rPr>
-      </w:pPr>
-    </w:p>
-    <w:p>
-      <w:pPr>
-        <w:tabs>
-          <w:tab w:val="left" w:pos="142"/>
-        </w:tabs>
-        <w:spacing w:afterLines="20" w:after="48" w:line="240" w:lineRule="auto"/>
-        <w:ind w:left="-426" w:right="-1322"/>
-        <w:jc w:val="both"/>
-        <w:rPr>
-          <w:rFonts w:ascii="Times New Roman" w:hAnsi="Times New Roman" w:cs="Times New Roman"/>
-        </w:rPr>
-      </w:pPr>
-    </w:p>
-    <w:p>
-      <w:pPr>
-        <w:tabs>
-          <w:tab w:val="left" w:pos="142"/>
-        </w:tabs>
-        <w:spacing w:afterLines="20" w:after="48" w:line="240" w:lineRule="auto"/>
-        <w:ind w:left="-426" w:right="-1322"/>
-        <w:jc w:val="both"/>
-        <w:rPr>
-          <w:rFonts w:ascii="Times New Roman" w:hAnsi="Times New Roman" w:cs="Times New Roman"/>
-        </w:rPr>
-      </w:pPr>
-    </w:p>
-    <w:p>
-      <w:pPr>
-        <w:tabs>
-          <w:tab w:val="left" w:pos="142"/>
-        </w:tabs>
-        <w:spacing w:afterLines="20" w:after="48" w:line="240" w:lineRule="auto"/>
-        <w:ind w:left="-426" w:right="-1322"/>
-        <w:jc w:val="both"/>
-        <w:rPr>
-          <w:rFonts w:ascii="Times New Roman" w:hAnsi="Times New Roman" w:cs="Times New Roman"/>
-        </w:rPr>
-      </w:pPr>
-    </w:p>
-    <w:p>
-      <w:pPr>
-        <w:tabs>
-          <w:tab w:val="left" w:pos="142"/>
-        </w:tabs>
-        <w:spacing w:afterLines="20" w:after="48" w:line="240" w:lineRule="auto"/>
-        <w:ind w:left="-426" w:right="-1322"/>
-        <w:jc w:val="both"/>
-        <w:rPr>
-          <w:rFonts w:ascii="Times New Roman" w:hAnsi="Times New Roman" w:cs="Times New Roman"/>
-        </w:rPr>
-      </w:pPr>
-    </w:p>
-    <w:p>
-      <w:pPr>
-        <w:tabs>
-          <w:tab w:val="left" w:pos="142"/>
-        </w:tabs>
-        <w:spacing w:afterLines="20" w:after="48" w:line="240" w:lineRule="auto"/>
-        <w:ind w:left="-426" w:right="-1322"/>
-        <w:jc w:val="both"/>
-        <w:rPr>
-          <w:rFonts w:ascii="Times New Roman" w:hAnsi="Times New Roman" w:cs="Times New Roman"/>
-        </w:rPr>
-      </w:pPr>
-    </w:p>
-    <w:p>
-      <w:pPr>
-        <w:tabs>
-          <w:tab w:val="left" w:pos="142"/>
-        </w:tabs>
-        <w:spacing w:afterLines="20" w:after="48" w:line="240" w:lineRule="auto"/>
-        <w:ind w:left="-426" w:right="-1322"/>
-        <w:jc w:val="both"/>
-        <w:rPr>
-          <w:rFonts w:ascii="Times New Roman" w:hAnsi="Times New Roman" w:cs="Times New Roman"/>
-        </w:rPr>
-      </w:pPr>
-    </w:p>
-    <w:p>
-      <w:pPr>
-        <w:tabs>
-          <w:tab w:val="left" w:pos="142"/>
-        </w:tabs>
-        <w:spacing w:afterLines="20" w:after="48" w:line="240" w:lineRule="auto"/>
-        <w:ind w:left="-426" w:right="-1322"/>
-        <w:jc w:val="both"/>
-        <w:rPr>
-          <w:rFonts w:ascii="Times New Roman" w:hAnsi="Times New Roman" w:cs="Times New Roman"/>
-        </w:rPr>
-      </w:pPr>
-    </w:p>
-    <w:p>
-      <w:pPr>
-        <w:tabs>
-          <w:tab w:val="left" w:pos="142"/>
-        </w:tabs>
-        <w:spacing w:afterLines="20" w:after="48" w:line="240" w:lineRule="auto"/>
-        <w:ind w:left="-426" w:right="-1322"/>
-        <w:jc w:val="both"/>
-        <w:rPr>
-          <w:rFonts w:ascii="Times New Roman" w:hAnsi="Times New Roman" w:cs="Times New Roman"/>
-        </w:rPr>
-      </w:pPr>
-    </w:p>
-    <w:p>
-      <w:pPr>
-        <w:tabs>
-          <w:tab w:val="left" w:pos="142"/>
-        </w:tabs>
-        <w:spacing w:afterLines="20" w:after="48" w:line="240" w:lineRule="auto"/>
-        <w:ind w:left="-426" w:right="-1322"/>
-        <w:jc w:val="both"/>
-        <w:rPr>
-          <w:rFonts w:ascii="Times New Roman" w:hAnsi="Times New Roman" w:cs="Times New Roman"/>
-        </w:rPr>
-      </w:pPr>
-    </w:p>
-    <w:p>
-      <w:pPr>
-        <w:tabs>
-          <w:tab w:val="left" w:pos="142"/>
-        </w:tabs>
-        <w:spacing w:afterLines="20" w:after="48" w:line="240" w:lineRule="auto"/>
-        <w:ind w:left="-426" w:right="-1322"/>
-        <w:jc w:val="both"/>
-        <w:rPr>
-          <w:rFonts w:ascii="Times New Roman" w:hAnsi="Times New Roman" w:cs="Times New Roman"/>
-        </w:rPr>
-      </w:pPr>
-    </w:p>
-    <w:p>
-      <w:pPr>
-        <w:tabs>
-          <w:tab w:val="left" w:pos="142"/>
-        </w:tabs>
-        <w:spacing w:afterLines="20" w:after="48" w:line="240" w:lineRule="auto"/>
-        <w:ind w:left="-426" w:right="-1322"/>
-        <w:jc w:val="both"/>
-        <w:rPr>
-          <w:rFonts w:ascii="Times New Roman" w:hAnsi="Times New Roman" w:cs="Times New Roman"/>
-        </w:rPr>
-      </w:pPr>
-    </w:p>
-    <w:p>
-      <w:pPr>
-        <w:tabs>
-          <w:tab w:val="left" w:pos="142"/>
-        </w:tabs>
-        <w:spacing w:afterLines="20" w:after="48" w:line="240" w:lineRule="auto"/>
-        <w:ind w:left="-426" w:right="-1322"/>
-        <w:jc w:val="both"/>
-        <w:rPr>
-          <w:rFonts w:ascii="Times New Roman" w:hAnsi="Times New Roman" w:cs="Times New Roman"/>
-        </w:rPr>
-      </w:pPr>
-    </w:p>
-    <w:p>
-      <w:pPr>
-        <w:tabs>
-          <w:tab w:val="left" w:pos="142"/>
-        </w:tabs>
-        <w:spacing w:afterLines="20" w:after="48" w:line="240" w:lineRule="auto"/>
-        <w:ind w:left="-426" w:right="-1322"/>
-        <w:jc w:val="both"/>
-        <w:rPr>
-          <w:rFonts w:ascii="Times New Roman" w:hAnsi="Times New Roman" w:cs="Times New Roman"/>
-        </w:rPr>
-      </w:pPr>
-    </w:p>
-    <w:p>
-      <w:pPr>
-        <w:tabs>
-          <w:tab w:val="left" w:pos="142"/>
-        </w:tabs>
-        <w:spacing w:afterLines="20" w:after="48" w:line="240" w:lineRule="auto"/>
-        <w:ind w:left="-426" w:right="-1322"/>
-        <w:jc w:val="both"/>
-        <w:rPr>
-          <w:rFonts w:ascii="Times New Roman" w:hAnsi="Times New Roman" w:cs="Times New Roman"/>
-        </w:rPr>
-      </w:pPr>
-    </w:p>
-    <w:p>
-      <w:pPr>
-        <w:tabs>
-          <w:tab w:val="left" w:pos="142"/>
-        </w:tabs>
-        <w:spacing w:afterLines="20" w:after="48" w:line="240" w:lineRule="auto"/>
-        <w:ind w:left="-426" w:right="-1322"/>
-        <w:jc w:val="both"/>
-        <w:rPr>
-          <w:rFonts w:ascii="Times New Roman" w:hAnsi="Times New Roman" w:cs="Times New Roman"/>
-        </w:rPr>
-      </w:pPr>
-    </w:p>
-    <w:p>
-      <w:pPr>
-        <w:tabs>
-          <w:tab w:val="left" w:pos="142"/>
-        </w:tabs>
-        <w:spacing w:afterLines="20" w:after="48" w:line="240" w:lineRule="auto"/>
-        <w:ind w:left="-426" w:right="-1322"/>
-        <w:jc w:val="both"/>
-        <w:rPr>
-          <w:rFonts w:ascii="Times New Roman" w:hAnsi="Times New Roman" w:cs="Times New Roman"/>
-        </w:rPr>
-      </w:pPr>
-    </w:p>
-    <w:p>
-      <w:pPr>
-        <w:tabs>
-          <w:tab w:val="left" w:pos="142"/>
-        </w:tabs>
-        <w:spacing w:afterLines="20" w:after="48" w:line="240" w:lineRule="auto"/>
-        <w:ind w:left="-426" w:right="-1322"/>
-        <w:jc w:val="both"/>
-        <w:rPr>
-          <w:rFonts w:ascii="Times New Roman" w:hAnsi="Times New Roman" w:cs="Times New Roman"/>
-        </w:rPr>
-      </w:pPr>
-    </w:p>
-    <w:p>
-      <w:pPr>
-        <w:tabs>
-          <w:tab w:val="left" w:pos="142"/>
-        </w:tabs>
-        <w:spacing w:afterLines="20" w:after="48" w:line="240" w:lineRule="auto"/>
-        <w:ind w:left="-426" w:right="-1322"/>
-        <w:jc w:val="both"/>
-        <w:rPr>
-          <w:rFonts w:ascii="Times New Roman" w:hAnsi="Times New Roman" w:cs="Times New Roman"/>
-        </w:rPr>
-      </w:pPr>
-    </w:p>
-    <w:p>
-      <w:pPr>
-        <w:tabs>
-          <w:tab w:val="left" w:pos="142"/>
-        </w:tabs>
-        <w:spacing w:afterLines="20" w:after="48" w:line="240" w:lineRule="auto"/>
-        <w:ind w:left="-426" w:right="-1322"/>
-        <w:jc w:val="both"/>
-        <w:rPr>
-          <w:rFonts w:ascii="Times New Roman" w:hAnsi="Times New Roman" w:cs="Times New Roman"/>
-        </w:rPr>
-      </w:pPr>
-    </w:p>
-    <w:p>
-      <w:pPr>
-        <w:tabs>
-          <w:tab w:val="left" w:pos="142"/>
-        </w:tabs>
-        <w:spacing w:afterLines="20" w:after="48" w:line="240" w:lineRule="auto"/>
-        <w:ind w:left="-426" w:right="-1322"/>
-        <w:jc w:val="both"/>
-        <w:rPr>
-          <w:rFonts w:ascii="Times New Roman" w:hAnsi="Times New Roman" w:cs="Times New Roman"/>
-        </w:rPr>
-      </w:pPr>
-    </w:p>
-    <w:p>
-      <w:pPr>
-        <w:tabs>
-          <w:tab w:val="left" w:pos="142"/>
-        </w:tabs>
-        <w:spacing w:afterLines="20" w:after="48" w:line="240" w:lineRule="auto"/>
-        <w:ind w:left="-426" w:right="-1322"/>
-        <w:jc w:val="both"/>
-        <w:rPr>
-          <w:rFonts w:ascii="Times New Roman" w:hAnsi="Times New Roman" w:cs="Times New Roman"/>
-        </w:rPr>
-      </w:pPr>
-    </w:p>
-    <w:p>
-      <w:pPr>
-        <w:tabs>
-          <w:tab w:val="left" w:pos="142"/>
-        </w:tabs>
-        <w:spacing w:afterLines="20" w:after="48" w:line="240" w:lineRule="auto"/>
-        <w:ind w:left="-426" w:right="-1322"/>
-        <w:jc w:val="both"/>
-        <w:rPr>
-          <w:rFonts w:ascii="Times New Roman" w:hAnsi="Times New Roman" w:cs="Times New Roman"/>
-        </w:rPr>
-      </w:pPr>
-    </w:p>
-    <w:p>
-      <w:pPr>
-        <w:tabs>
-          <w:tab w:val="left" w:pos="142"/>
-        </w:tabs>
-        <w:spacing w:afterLines="20" w:after="48" w:line="240" w:lineRule="auto"/>
-        <w:ind w:left="-426" w:right="-1322"/>
-        <w:jc w:val="both"/>
-        <w:rPr>
-          <w:rFonts w:ascii="Times New Roman" w:hAnsi="Times New Roman" w:cs="Times New Roman"/>
-        </w:rPr>
-      </w:pPr>
-    </w:p>
-    <w:p>
-      <w:pPr>
-        <w:tabs>
-          <w:tab w:val="left" w:pos="142"/>
-        </w:tabs>
-        <w:spacing w:afterLines="20" w:after="48" w:line="240" w:lineRule="auto"/>
-        <w:ind w:left="-426" w:right="-1322"/>
-        <w:jc w:val="both"/>
-        <w:rPr>
-          <w:rFonts w:ascii="Times New Roman" w:hAnsi="Times New Roman" w:cs="Times New Roman"/>
-        </w:rPr>
-      </w:pPr>
-    </w:p>
-    <w:p>
-      <w:pPr>
-        <w:tabs>
-          <w:tab w:val="left" w:pos="142"/>
-        </w:tabs>
-        <w:spacing w:afterLines="20" w:after="48" w:line="240" w:lineRule="auto"/>
-        <w:ind w:left="-426" w:right="-1322"/>
-        <w:jc w:val="both"/>
-        <w:rPr>
-          <w:rFonts w:ascii="Times New Roman" w:hAnsi="Times New Roman" w:cs="Times New Roman"/>
-        </w:rPr>
-      </w:pPr>
-    </w:p>
-    <w:p>
-      <w:pPr>
-        <w:tabs>
-          <w:tab w:val="left" w:pos="142"/>
-        </w:tabs>
-        <w:spacing w:afterLines="20" w:after="48" w:line="240" w:lineRule="auto"/>
-        <w:ind w:left="-426" w:right="-1322"/>
-        <w:jc w:val="both"/>
-        <w:rPr>
-          <w:rFonts w:ascii="Times New Roman" w:hAnsi="Times New Roman" w:cs="Times New Roman"/>
-        </w:rPr>
-      </w:pPr>
-    </w:p>
-    <w:p>
-      <w:pPr>
-        <w:tabs>
-          <w:tab w:val="left" w:pos="142"/>
-        </w:tabs>
-        <w:spacing w:afterLines="20" w:after="48" w:line="240" w:lineRule="auto"/>
-        <w:ind w:left="-426" w:right="-1322"/>
-        <w:jc w:val="both"/>
-        <w:rPr>
-          <w:rFonts w:ascii="Times New Roman" w:hAnsi="Times New Roman" w:cs="Times New Roman"/>
-        </w:rPr>
-      </w:pPr>
-    </w:p>
-    <w:p>
-      <w:pPr>
-        <w:tabs>
-          <w:tab w:val="left" w:pos="142"/>
-        </w:tabs>
-        <w:spacing w:afterLines="20" w:after="48" w:line="240" w:lineRule="auto"/>
-        <w:ind w:left="-426" w:right="-1322"/>
-        <w:jc w:val="both"/>
-        <w:rPr>
-          <w:rFonts w:ascii="Times New Roman" w:hAnsi="Times New Roman" w:cs="Times New Roman"/>
-        </w:rPr>
-      </w:pPr>
-    </w:p>
-    <w:p>
-      <w:pPr>
-        <w:tabs>
-          <w:tab w:val="left" w:pos="142"/>
-        </w:tabs>
-        <w:spacing w:afterLines="20" w:after="48" w:line="240" w:lineRule="auto"/>
-        <w:ind w:left="-426" w:right="-1322"/>
-        <w:jc w:val="both"/>
-        <w:rPr>
-          <w:rFonts w:ascii="Times New Roman" w:hAnsi="Times New Roman" w:cs="Times New Roman"/>
-        </w:rPr>
-      </w:pPr>
-    </w:p>
-    <w:p>
-      <w:pPr>
-        <w:tabs>
-          <w:tab w:val="left" w:pos="142"/>
-        </w:tabs>
-        <w:spacing w:afterLines="20" w:after="48" w:line="240" w:lineRule="auto"/>
-        <w:ind w:left="-426" w:right="-1322"/>
-        <w:jc w:val="both"/>
-        <w:rPr>
-          <w:rFonts w:ascii="Times New Roman" w:hAnsi="Times New Roman" w:cs="Times New Roman"/>
-        </w:rPr>
-      </w:pPr>
-    </w:p>
-    <w:p>
-      <w:pPr>
-        <w:tabs>
-          <w:tab w:val="left" w:pos="142"/>
-        </w:tabs>
-        <w:spacing w:afterLines="20" w:after="48" w:line="240" w:lineRule="auto"/>
-        <w:ind w:left="-426" w:right="-1322"/>
-        <w:jc w:val="both"/>
-        <w:rPr>
-          <w:rFonts w:ascii="Times New Roman" w:hAnsi="Times New Roman" w:cs="Times New Roman"/>
-        </w:rPr>
-      </w:pPr>
-    </w:p>
-    <w:p>
-      <w:pPr>
-        <w:tabs>
-          <w:tab w:val="left" w:pos="142"/>
-        </w:tabs>
-        <w:spacing w:afterLines="20" w:after="48" w:line="240" w:lineRule="auto"/>
-        <w:ind w:left="-426" w:right="-1322"/>
-        <w:jc w:val="both"/>
-        <w:rPr>
-          <w:rFonts w:ascii="Times New Roman" w:hAnsi="Times New Roman" w:cs="Times New Roman"/>
-        </w:rPr>
-      </w:pPr>
-    </w:p>
-    <w:p>
-      <w:pPr>
-        <w:tabs>
-          <w:tab w:val="left" w:pos="142"/>
-        </w:tabs>
-        <w:spacing w:afterLines="20" w:after="48" w:line="240" w:lineRule="auto"/>
-        <w:ind w:left="-426" w:right="-1322"/>
-        <w:jc w:val="both"/>
-        <w:rPr>
-          <w:rFonts w:ascii="Times New Roman" w:hAnsi="Times New Roman" w:cs="Times New Roman"/>
-        </w:rPr>
-      </w:pPr>
-    </w:p>
-    <w:p>
-      <w:pPr>
-        <w:tabs>
-          <w:tab w:val="left" w:pos="142"/>
-        </w:tabs>
-        <w:spacing w:afterLines="20" w:after="48" w:line="240" w:lineRule="auto"/>
-        <w:ind w:left="-426" w:right="-1322"/>
-        <w:jc w:val="both"/>
-        <w:rPr>
-          <w:rFonts w:ascii="Times New Roman" w:hAnsi="Times New Roman" w:cs="Times New Roman"/>
-        </w:rPr>
-      </w:pPr>
-    </w:p>
-    <w:p>
-      <w:pPr>
-        <w:tabs>
-          <w:tab w:val="left" w:pos="142"/>
-        </w:tabs>
-        <w:spacing w:afterLines="20" w:after="48" w:line="240" w:lineRule="auto"/>
-        <w:ind w:left="-426" w:right="-1322"/>
-        <w:jc w:val="both"/>
-        <w:rPr>
-          <w:rFonts w:ascii="Times New Roman" w:hAnsi="Times New Roman" w:cs="Times New Roman"/>
-        </w:rPr>
-      </w:pPr>
-    </w:p>
-    <w:p>
-      <w:pPr>
-        <w:tabs>
-          <w:tab w:val="left" w:pos="142"/>
-        </w:tabs>
-        <w:spacing w:afterLines="20" w:after="48" w:line="240" w:lineRule="auto"/>
-        <w:ind w:left="-426" w:right="-1322"/>
-        <w:jc w:val="both"/>
-        <w:rPr>
-          <w:rFonts w:ascii="Times New Roman" w:hAnsi="Times New Roman" w:cs="Times New Roman"/>
-        </w:rPr>
-      </w:pPr>
-    </w:p>
-    <w:p>
-      <w:pPr>
-        <w:tabs>
-          <w:tab w:val="left" w:pos="142"/>
-        </w:tabs>
-        <w:spacing w:afterLines="20" w:after="48" w:line="240" w:lineRule="auto"/>
-        <w:ind w:left="-426" w:right="-1322"/>
-        <w:jc w:val="both"/>
-        <w:rPr>
-          <w:rFonts w:ascii="Times New Roman" w:hAnsi="Times New Roman" w:cs="Times New Roman"/>
-        </w:rPr>
-      </w:pPr>
-    </w:p>
-    <w:p>
-      <w:pPr>
-        <w:tabs>
-          <w:tab w:val="left" w:pos="142"/>
-        </w:tabs>
-        <w:spacing w:afterLines="20" w:after="48" w:line="240" w:lineRule="auto"/>
-        <w:ind w:left="-426" w:right="-1322"/>
-        <w:jc w:val="both"/>
-        <w:rPr>
-          <w:rFonts w:ascii="Times New Roman" w:hAnsi="Times New Roman" w:cs="Times New Roman"/>
-        </w:rPr>
-      </w:pPr>
-    </w:p>
-    <w:p>
-      <w:pPr>
-        <w:tabs>
-          <w:tab w:val="left" w:pos="142"/>
-        </w:tabs>
-        <w:spacing w:afterLines="20" w:after="48" w:line="240" w:lineRule="auto"/>
-        <w:ind w:left="-426" w:right="-1322"/>
-        <w:jc w:val="both"/>
-        <w:rPr>
-          <w:rFonts w:ascii="Times New Roman" w:hAnsi="Times New Roman" w:cs="Times New Roman"/>
-        </w:rPr>
-      </w:pPr>
-    </w:p>
-    <w:p>
-      <w:pPr>
-        <w:tabs>
-          <w:tab w:val="left" w:pos="142"/>
-        </w:tabs>
-        <w:spacing w:afterLines="20" w:after="48" w:line="240" w:lineRule="auto"/>
-        <w:ind w:left="-426" w:right="-1322"/>
-        <w:jc w:val="both"/>
-        <w:rPr>
-          <w:rFonts w:ascii="Times New Roman" w:hAnsi="Times New Roman" w:cs="Times New Roman"/>
-        </w:rPr>
-      </w:pPr>
-    </w:p>
-    <w:p>
-      <w:pPr>
-        <w:tabs>
-          <w:tab w:val="left" w:pos="142"/>
-        </w:tabs>
-        <w:spacing w:afterLines="20" w:after="48" w:line="240" w:lineRule="auto"/>
-        <w:ind w:left="-426" w:right="-1322"/>
-        <w:jc w:val="both"/>
-        <w:rPr>
-          <w:rFonts w:ascii="Times New Roman" w:hAnsi="Times New Roman" w:cs="Times New Roman"/>
-        </w:rPr>
-      </w:pPr>
-    </w:p>
-    <w:p>
-      <w:pPr>
         <w:spacing w:after="0"/>
         <w:ind w:left="-426"/>
         <w:rPr>
@@ -1578,7 +850,6 @@
           <w:lang w:eastAsia="en-IN"/>
           <w14:ligatures w14:val="none"/>
         </w:rPr>
-        <w:lastRenderedPageBreak/>
         <w:t>Juniper Mist-AI Virtual Internship</w:t>
       </w:r>
       <w:r>
